--- a/Tailored_CVs/Shinoy_Wageningen_University___Research_Software_Engineer.docx
+++ b/Tailored_CVs/Shinoy_Wageningen_University___Research_Software_Engineer.docx
@@ -70,7 +70,7 @@
           <w:b w:val="0"/>
           <w:sz w:val="19"/>
         </w:rPr>
-        <w:t>I am a software engineer with over 8 years of experience building scalable applications, backend validation systems, and automated testing workflows. My background includes working on data-driven projects in complex domains and translating operational needs into practical technical solutions. I hold a valid EU residence permit and am ready to start immediately.</w:t>
+        <w:t>I am a software engineer with over 8 years of experience building scalable applications, writing clean code, and setting up automated testing frameworks using Java and Python. My background includes translating complex operational requirements into reliable software solutions and working closely with cross-functional teams. I hold a valid EU residence permit and am ready to contribute to sustainable agricultural software systems at Wageningen University &amp; Research.</w:t>
       </w:r>
     </w:p>
     <w:p>
@@ -288,7 +288,7 @@
           <w:b w:val="0"/>
           <w:sz w:val="18"/>
         </w:rPr>
-        <w:t>▸ Developed and maintained software solutions including web applications and data workflows, improving execution efficiency by 20%.</w:t>
+        <w:t>▸ Developed and maintained software solutions using Java and Python, translating user requirements into functional applications.</w:t>
       </w:r>
     </w:p>
     <w:p>
@@ -301,7 +301,7 @@
           <w:b w:val="0"/>
           <w:sz w:val="18"/>
         </w:rPr>
-        <w:t>▸ Translated technical requirements and operational needs into reliable software components and automated test frameworks.</w:t>
+        <w:t>▸ Created and executed automated test frameworks to validate software reliability and ensure high data integrity across systems.</w:t>
       </w:r>
     </w:p>
     <w:p>
@@ -314,7 +314,7 @@
           <w:b w:val="0"/>
           <w:sz w:val="18"/>
         </w:rPr>
-        <w:t>▸ Executed complex Oracle SQL queries to validate massive datasets and ensure data integrity across backend workflows.</w:t>
+        <w:t>▸ Collaborated with crossfunctional teams and stakeholders to align technical implementations with practical user needs.</w:t>
       </w:r>
     </w:p>
     <w:p>
@@ -327,7 +327,7 @@
           <w:b w:val="0"/>
           <w:sz w:val="18"/>
         </w:rPr>
-        <w:t>▸ Streamlined test generation and deployment scripts utilizing AI tools like Gemini Code Assist.</w:t>
+        <w:t>▸ Streamlined test generation scripts and improved deployment workflows using tools like Gemini Code Assist.</w:t>
       </w:r>
     </w:p>
     <w:p>

--- a/Tailored_CVs/Shinoy_Wageningen_University___Research_Software_Engineer.docx
+++ b/Tailored_CVs/Shinoy_Wageningen_University___Research_Software_Engineer.docx
@@ -70,7 +70,7 @@
           <w:b w:val="0"/>
           <w:sz w:val="19"/>
         </w:rPr>
-        <w:t>I am a software engineer with over 8 years of experience building scalable applications, writing clean code, and setting up automated testing frameworks using Java and Python. My background includes translating complex operational requirements into reliable software solutions and working closely with cross-functional teams. I hold a valid EU residence permit and am ready to contribute to sustainable agricultural software systems at Wageningen University &amp; Research.</w:t>
+        <w:t>I am a software engineer with over 8 years of technical experience in building applications, automating workflows, and ensuring system quality. I bring a practical approach to translating operational requirements into reliable software solutions. Having recently relocated to the Netherlands, I am eager to contribute my technical background to sustainable agricultural systems at Wageningen University &amp; Research.</w:t>
       </w:r>
     </w:p>
     <w:p>
@@ -288,7 +288,7 @@
           <w:b w:val="0"/>
           <w:sz w:val="18"/>
         </w:rPr>
-        <w:t>▸ Developed and maintained software solutions using Java and Python, translating user requirements into functional applications.</w:t>
+        <w:t>▸ Developed and maintained software applications and automated testing frameworks using Python and Java, ensuring high system reliability.</w:t>
       </w:r>
     </w:p>
     <w:p>
@@ -301,7 +301,7 @@
           <w:b w:val="0"/>
           <w:sz w:val="18"/>
         </w:rPr>
-        <w:t>▸ Created and executed automated test frameworks to validate software reliability and ensure high data integrity across systems.</w:t>
+        <w:t>▸ Translated operational requirements from users and stakeholders into clear, functional technical solutions.</w:t>
       </w:r>
     </w:p>
     <w:p>
@@ -314,7 +314,7 @@
           <w:b w:val="0"/>
           <w:sz w:val="18"/>
         </w:rPr>
-        <w:t>▸ Collaborated with crossfunctional teams and stakeholders to align technical implementations with practical user needs.</w:t>
+        <w:t>▸ Collaborated within crossfunctional teams to test and improve existing software systems and web applications.</w:t>
       </w:r>
     </w:p>
     <w:p>
@@ -327,7 +327,7 @@
           <w:b w:val="0"/>
           <w:sz w:val="18"/>
         </w:rPr>
-        <w:t>▸ Streamlined test generation scripts and improved deployment workflows using tools like Gemini Code Assist.</w:t>
+        <w:t>▸ Managed backend data validation and streamlined script generation using Python and modern coding assistants.</w:t>
       </w:r>
     </w:p>
     <w:p>
